--- a/example_articles/states/Virginia/5.states_Virginia_Other_publisher.docx
+++ b/example_articles/states/Virginia/5.states_Virginia_Other_publisher.docx
@@ -7,7 +7,9 @@
         <w:pStyle w:val="Heading1"/>
       </w:pPr>
       <w:r>
-        <w:t>Off-Broadway productions give holidays an edge 'Pride's Crossing' founders, ambitious 'Mojo' rocks and 'Clue: The Musical' is a puzzlement</w:t>
+        <w:t>Our history prof is hanging it up;</w:t>
+        <w:br/>
+        <w:t>Hy Berman's been teaching 'U' students, us for decades</w:t>
       </w:r>
     </w:p>
     <w:p>
@@ -17,22 +19,22 @@
     </w:p>
     <w:p>
       <w:r>
-        <w:t>Date: 1997-12-11</w:t>
+        <w:t>Date: 2004-04-29</w:t>
       </w:r>
     </w:p>
     <w:p>
       <w:r>
-        <w:t>Section: LIFE;; STAGE REVIEWS</w:t>
+        <w:t>Section: NEWS; Doug Grow; Pg. 2B</w:t>
       </w:r>
     </w:p>
     <w:p>
       <w:r>
-        <w:t>Source File: Other publishers/Files (500) (24).DOCX</w:t>
+        <w:t>Source File: Other publishers/Files (500) (13).DOCX</w:t>
       </w:r>
     </w:p>
     <w:p>
       <w:r>
-        <w:t>Raw locations result: ['West Virginia']</w:t>
+        <w:t>Raw locations result: ['Virginia', 'NA']</w:t>
       </w:r>
     </w:p>
     <w:p>
@@ -49,151 +51,71 @@
     </w:p>
     <w:p>
       <w:r>
-        <w:t>NEW YORK -- The season has shoppers and sightseers pouring into</w:t>
+        <w:t>Hy Berman has been Minnesota's history prof as much as he's been a University of Minnesota professor.</w:t>
         <w:br/>
-        <w:t>New York, and the theater world is going into overdrive trying</w:t>
+        <w:t xml:space="preserve">     The difference?</w:t>
         <w:br/>
-        <w:t>to capture their attention.</w:t>
+        <w:t xml:space="preserve">     Thousands of us never had to pay tuition to get lessons from Berman. All we needed to do was turn on the television or pick up a newspaper and there he was, the people's prof. Short, bubbly, funny and insightful.</w:t>
         <w:br/>
-        <w:t>But the offerings aren't necessarily warm-fuzzy variations on</w:t>
+        <w:t xml:space="preserve">   He has only been trying to repay a debt, Berman says, of his style of reaching out from the university rather than hunkering down in it.</w:t>
         <w:br/>
-        <w:t>It's a Wonderful Life: Off-Broadway producers know that</w:t>
+        <w:t xml:space="preserve">     "I'm a child of working-class, immigrant parents who didn't have an education but always aspired to it," he said. "The opportunities I've had in life came because of public education. My entire academic existence is the result of public action in the past. I've always felt I must repay that. The academic world shouldn't be a place of ivory towers."</w:t>
         <w:br/>
-        <w:t>some people would rather spend the holidays in a coal mine than</w:t>
+        <w:t xml:space="preserve">     Berman's "debt" has been paid. After 44 years of teaching at the "U," around the state and all over the world, he is retiring at the end of the semester. An invitation-only ceremony to honor the 79-year-old prof will be held Saturday at the university.</w:t>
         <w:br/>
-        <w:t>sit through the Radio City Music Hall Christmas Spectacular. So</w:t>
+        <w:t xml:space="preserve">     His style has not been lauded by all.</w:t>
         <w:br/>
-        <w:t>off-Broadway has established its own theatrical festivities --</w:t>
+        <w:t xml:space="preserve">     There have been times when stuffier profs have found him to be too involved with students and the public and not involved enough in publishing.</w:t>
         <w:br/>
-        <w:t>some great, some awful -- that those audiences can take refuge</w:t>
+        <w:t xml:space="preserve">     And he has been an irritant to some who have seen him as the DFL's historian.</w:t>
         <w:br/>
-        <w:t>in.</w:t>
+        <w:t xml:space="preserve">     Berman has never apologized for the fact that he hasn't just taught labor history, but also is a labor guy. His connections to the DFL go back to research work he was doing on the Iron Range shortly after he arrived in Minnesota, via his New York roots, in 1961. Early on in his research, he met and befriended a Hibbing dentist, Rudy Perpich, also a child of working-class immigrant parents.</w:t>
         <w:br/>
-        <w:t>There are even stars. Judith Ivey just wrapped up A Madhouse</w:t>
+        <w:t xml:space="preserve">     The relationship with Perpich, who became Minnesota's most creative governor, led to meetings with other DFLers. Sometimes, those meetings came about in unconventional ways.</w:t>
         <w:br/>
-        <w:t>at Goa, a sordid Tennessee Williams knockoff written by Bent</w:t>
+        <w:t xml:space="preserve">     For example, in the 1980s, an obscure Carleton College professor was raising hell about power lines in central Minnesota. This agitator, Paul Wellstone, was making life uncomfortable for Perpich.</w:t>
         <w:br/>
-        <w:t>author Martin Sherman that was so thin its star was all but</w:t>
+        <w:t xml:space="preserve">     "Rudy calls me one day and says, 'Hy, you're a professor. He's a professor. Maybe you can understand each other. Go talk to him.'</w:t>
         <w:br/>
-        <w:t>reduced to baying at the moon. But the Irish Repertory Theater</w:t>
+        <w:t xml:space="preserve">     "So I go talk to Paul, who I'd never met," Berman continued. "We talk a little bit and Paul says, 'Perpich sent you, didn't he.' I said that the governor had sent me. Paul says, 'You tell the governor he can go bleep himself.' So I went back to Rudy and say, 'Paul seems pretty adamant about this.' "</w:t>
         <w:br/>
-        <w:t>has a much-loved revival of George Bernard Shaw's Major Barbara,</w:t>
+        <w:t xml:space="preserve">     Wellstone and Berman became close friends. The Perpich friendship endured, too, though there were rocky times.</w:t>
         <w:br/>
-        <w:t>a piquant, protofeminist comedy starring the captivating Melissa</w:t>
+        <w:t xml:space="preserve">     For example, on election night 1990, Berman was working with former St. Paul Mayor George Latimer as an analyst for a local TV station. During a commercial break, Berman studied results from St. Paul precincts showing that Perpich, in his race against Arne Carlson, was not doing nearly as well as he'd done four years earlier. Off camera, Berman told Latimer, "I can't go with this on the air, but no way Rudy can win."</w:t>
         <w:br/>
-        <w:t>Errico (the leading lady in Broadway's High Society revival).</w:t>
+        <w:t xml:space="preserve">     The break ended.</w:t>
         <w:br/>
-        <w:t>Frank Langella stars in a controversial, stripped-down version</w:t>
+        <w:t xml:space="preserve">     "George says, 'Hy's found something very interesting.' The camera moves in on me. I'm trying to talk around it but finally I say, 'Perpich is in big trouble.' This is about 10:10 and we're essentially calling the election. A couple of minutes later, I get a tap on the shoulder. 'There's a call for you, Prof. Berman.' I pick up the phone and it's Rudy."</w:t>
         <w:br/>
-        <w:t>of the durable Cyrano de Bergerac. There are also established</w:t>
+        <w:t xml:space="preserve">     Berman recalled the conversation going like this:</w:t>
         <w:br/>
-        <w:t>off-Broadway hits, such as Mere Mortals -- six short comedies</w:t>
+        <w:t xml:space="preserve">     Perpich: "I thought you were my friend. Why would you do that to me?"</w:t>
         <w:br/>
-        <w:t>by All in the Timing author David Ives -- and As Bees</w:t>
+        <w:t xml:space="preserve">     Berman: "I was just saying what I saw. I'd have done the same thing if it was just the two of us."</w:t>
         <w:br/>
-        <w:t>in Honey Drown, an urban comedy about the ultimate con woman,</w:t>
+        <w:t xml:space="preserve">     Perpich: "This was public."</w:t>
         <w:br/>
-        <w:t>by Douglas Carter Beane.</w:t>
+        <w:t xml:space="preserve">     The governor slammed down the phone. The friendship didn't pick up again for months.</w:t>
         <w:br/>
-        <w:t>More recent entries are as follows:</w:t>
+        <w:t xml:space="preserve">     The stories and laughter roll on and on. There have been decades of learning, teaching and living history. But always, his conversation goes back to how public education made everything possible for him.</w:t>
         <w:br/>
-        <w:t>-- Pride's Crossing (# # 1/2 out of four):It promises something offbeat, but this new play by Tina Howe</w:t>
+        <w:t xml:space="preserve">     Because he was a good high school student in New York City, he received a free undergraduate education at New York University. Because he was in the military, the GI Bill paid for his doctoral work at Columbia University. Because of his education, he and his wife, Betty, were able to move to Minnesota and raise their family.</w:t>
         <w:br/>
-        <w:t>at Lincoln Center about an English Channel champion swimmer needs</w:t>
+        <w:t xml:space="preserve">     Many, of course, have received the same benefits. So why is there such resistance to supporting public education today?</w:t>
         <w:br/>
-        <w:t>serious rescuing. It gets it from Tony-winner Cherry Jones, who</w:t>
+        <w:t xml:space="preserve">     "The idea of the university as a public good has completely disappeared," Berman said.</w:t>
         <w:br/>
-        <w:t>plays the 90-something swimmer looking at her life and lost love</w:t>
+        <w:t xml:space="preserve">     Why?</w:t>
         <w:br/>
-        <w:t>in a series of flashbacks.</w:t>
+        <w:t xml:space="preserve">     "We live in a time when the question people ask is, 'What's in it for me?' "</w:t>
         <w:br/>
-        <w:t>The author of Painting Churches, Howe delivers a painfully</w:t>
+        <w:t xml:space="preserve">     Berman is clearly disgusted by this narrow view. But he doesn't spend much time fretting, because there's a history lesson that inspires hope in difficult times.</w:t>
         <w:br/>
-        <w:t>conventional play in which periodic bursts of childish energy</w:t>
+        <w:t xml:space="preserve">     The lesson?</w:t>
         <w:br/>
-        <w:t>serve as relief from the sort of old-lady cliches that most old</w:t>
+        <w:t xml:space="preserve">     Said the people's prof: "This, too, will pass."</w:t>
         <w:br/>
-        <w:t>ladies I know can't stand. Worse, the central metaphor is a croquet</w:t>
-        <w:br/>
-        <w:t>match, symbolizing a return to lost gentility with a supposedly</w:t>
-        <w:br/>
-        <w:t>cathartic moment when the players realize rules are optional.</w:t>
-        <w:br/>
-        <w:t>All male characters are either buffoons, violent drunks or ridiculously</w:t>
-        <w:br/>
-        <w:t>idealized.</w:t>
-        <w:br/>
-        <w:t>And so Jones' triumph is even more remarkable. After the fine</w:t>
-        <w:br/>
-        <w:t>gradations of restraint in her award-winning performance in The</w:t>
-        <w:br/>
-        <w:t>Heiress, Jones goes into this role full tilt, playing her</w:t>
-        <w:br/>
-        <w:t>character at a variety of ages and flashbacks without makeup or</w:t>
-        <w:br/>
-        <w:t>wigs, using only voice and posture, aided by the luminous, fluid</w:t>
-        <w:br/>
-        <w:t>production directed by Jack O'Brien. She exudes a swimmer's physicality</w:t>
-        <w:br/>
-        <w:t>in the younger scenes and has a Katharine Hepburn flintiness in</w:t>
-        <w:br/>
-        <w:t>the older ones. At every turn, you badly want her to win at whatever</w:t>
-        <w:br/>
-        <w:t>challenge is before her, which gives the play a source of heat</w:t>
-        <w:br/>
-        <w:t>that the writing lacks and occasionally helps it sputter to life.</w:t>
-        <w:br/>
-        <w:t>-- Mojo (# # #): Look out for this one.</w:t>
-        <w:br/>
-        <w:t>Volatile and uncompromising, this play at the Atlantic Theater</w:t>
-        <w:br/>
-        <w:t>Company by the promising British playwright Jez Butterworth explores</w:t>
-        <w:br/>
-        <w:t>the lowlife world of rock clubs in the 1950s: Suddenly, a bunch</w:t>
-        <w:br/>
-        <w:t>of ne'er-do-wells have a star on their hands and the competition</w:t>
-        <w:br/>
-        <w:t>that comes with it. Thus, hanging onto him becomes a life-and-death</w:t>
-        <w:br/>
-        <w:t>siege with all sorts of shifting alliances and secret motives.</w:t>
-        <w:br/>
-        <w:t>It's part of a movement in England toward ultrarealistic, working-class</w:t>
-        <w:br/>
-        <w:t>theater; in fact, there are times you can barely understand the</w:t>
-        <w:br/>
-        <w:t>dialogue thanks to the thick accents. But you still get the essence</w:t>
-        <w:br/>
-        <w:t>of the dramatic situation. Performances are as raucous, vital</w:t>
-        <w:br/>
-        <w:t>and intriguing as the writing, especially Clark Gregg as the arrogant,</w:t>
-        <w:br/>
-        <w:t>sadistic Baby. This is the theatrical counterpart to punk rock.</w:t>
-        <w:br/>
-        <w:t>-- Clue: The Musical (#): At one point,</w:t>
-        <w:br/>
-        <w:t>one of the characters in this show at the ultra-intimate Players</w:t>
-        <w:br/>
-        <w:t>Theater in Greenwich Village stomps off to play Monopoly, which</w:t>
-        <w:br/>
-        <w:t>is the one moment that makes sense. Unlike Monopoly, Clue has</w:t>
-        <w:br/>
-        <w:t>characters, but since their main identifying characteristic is</w:t>
-        <w:br/>
-        <w:t>the color of their clothes, they don't make good theater (even</w:t>
-        <w:br/>
-        <w:t>if Wysandria Woolsey turns Mrs. Peacock into Joan Collins). The</w:t>
-        <w:br/>
-        <w:t>victim tells you at the beginning that he's going to die, and</w:t>
-        <w:br/>
-        <w:t>it's just not interesting to hear the suspects bicker about rooms,</w:t>
-        <w:br/>
-        <w:t>weapons and motives. The music by Galen Blum, Wayne Barker, Vinnie</w:t>
-        <w:br/>
-        <w:t>Martucci and Tom Chiodo is valuable mostly because it offers respite</w:t>
-        <w:br/>
-        <w:t>from Peter DePietro's book, which for some reason lapses into</w:t>
-        <w:br/>
-        <w:t>doggerel verse.</w:t>
+        <w:t xml:space="preserve">     Doug Grow is at dgrow@startribune.com  </w:t>
         <w:br/>
         <w:br/>
         <w:t>Graphic</w:t>
@@ -201,7 +123,7 @@
         <w:br/>
         <w:t xml:space="preserve"> </w:t>
         <w:br/>
-        <w:t>PHOTO, Color, Ken Howard; PHOTO, Color, Carol Rosegg</w:t>
+        <w:t>PHOTO</w:t>
       </w:r>
     </w:p>
     <w:sectPr>

--- a/example_articles/states/Virginia/5.states_Virginia_Other_publisher.docx
+++ b/example_articles/states/Virginia/5.states_Virginia_Other_publisher.docx
@@ -29,17 +29,17 @@
     </w:p>
     <w:p>
       <w:r>
-        <w:t>Source File: Other publishers/Files (500) (13).DOCX</w:t>
+        <w:t>Source file: Other publishers/Files (500) (13).DOCX</w:t>
       </w:r>
     </w:p>
     <w:p>
       <w:r>
-        <w:t>Raw locations result: ['Virginia', 'NA']</w:t>
+        <w:t>Raw locations result, 'locations': ['Virginia', 'NA']</w:t>
       </w:r>
     </w:p>
     <w:p>
       <w:r>
-        <w:t>states_stand_flat (Standardized): Virginia</w:t>
+        <w:t>Standardized locations result, 'states_stand_flat': Virginia</w:t>
       </w:r>
     </w:p>
     <w:p>

--- a/example_articles/states/Virginia/5.states_Virginia_Other_publisher.docx
+++ b/example_articles/states/Virginia/5.states_Virginia_Other_publisher.docx
@@ -7,9 +7,7 @@
         <w:pStyle w:val="Heading1"/>
       </w:pPr>
       <w:r>
-        <w:t>Our history prof is hanging it up;</w:t>
-        <w:br/>
-        <w:t>Hy Berman's been teaching 'U' students, us for decades</w:t>
+        <w:t>On the streets and in school: Two views of growing up black</w:t>
       </w:r>
     </w:p>
     <w:p>
@@ -19,22 +17,22 @@
     </w:p>
     <w:p>
       <w:r>
-        <w:t>Date: 2004-04-29</w:t>
+        <w:t>Date: 1994-03-10</w:t>
       </w:r>
     </w:p>
     <w:p>
       <w:r>
-        <w:t>Section: NEWS; Doug Grow; Pg. 2B</w:t>
+        <w:t>Section: LIFE; Pg. 6D; Book Review</w:t>
       </w:r>
     </w:p>
     <w:p>
       <w:r>
-        <w:t>Source file: Other publishers/Files (500) (13).DOCX</w:t>
+        <w:t>Source file: Other publishers/Files (500) (26).DOCX</w:t>
       </w:r>
     </w:p>
     <w:p>
       <w:r>
-        <w:t>Raw locations result, 'locations': ['Virginia', 'NA']</w:t>
+        <w:t>Raw locations result, 'locations': ['Virginia']</w:t>
       </w:r>
     </w:p>
     <w:p>
@@ -51,71 +49,39 @@
     </w:p>
     <w:p>
       <w:r>
-        <w:t>Hy Berman has been Minnesota's history prof as much as he's been a University of Minnesota professor.</w:t>
+        <w:t>Nathan McCall has lived two lives, both worth telling. In the first, he was a young black thug. He robbed for cash, shot at blacks for respect and beat up whites for fun. He was, in his words, "a crazy nigger." In his current life, McCall is a successful reporter at The Washington Post.</w:t>
         <w:br/>
-        <w:t xml:space="preserve">     The difference?</w:t>
+        <w:t>Makes Me Wanna Holler is the story of McCall's journey from street to prison to corporate world. It is so honest, so well-written, so powerful that it will leave you shaken and educated. The book belongs in every prison library and affluent country club. No one - black or white, rich or poor - will come away unrewarded from this autobiography.</w:t>
         <w:br/>
-        <w:t xml:space="preserve">     Thousands of us never had to pay tuition to get lessons from Berman. All we needed to do was turn on the television or pick up a newspaper and there he was, the people's prof. Short, bubbly, funny and insightful.</w:t>
+        <w:t>The style is straight and raw: "The guys on the street who got the most respect were those who had reps as crazy niggers. A crazy nigger was someone who had an explosive temper, someone who took flak from no one - man, woman, or child. He would shoot, stab, bite, or do whatever he could to hurt somebody who disrespected him. It was a big thing to be considered a crazy nigger. We regarded craziness as an esteemed quality, something to be admired, like white people admire courage."</w:t>
         <w:br/>
-        <w:t xml:space="preserve">   He has only been trying to repay a debt, Berman says, of his style of reaching out from the university rather than hunkering down in it.</w:t>
+        <w:t>On the streets of Portsmouth, Va., his hometown, drug dealers and pimps dominate fashion and values. Straight jobs are for chumps, a view confirmed when McCall sees his stepfather on his knees landscaping at rich white homes.</w:t>
         <w:br/>
-        <w:t xml:space="preserve">     "I'm a child of working-class, immigrant parents who didn't have an education but always aspired to it," he said. "The opportunities I've had in life came because of public education. My entire academic existence is the result of public action in the past. I've always felt I must repay that. The academic world shouldn't be a place of ivory towers."</w:t>
+        <w:t>McCall tries drug dealing but can't hack the long hours, complex accounting and need to bust up friends who rip him off. "I finally had to admit that I lacked the discipline to be a good dealer. Dealing drugs is harder than any job I've had, then or since. To this day, I laugh when I hear folks say drug dealers are lazy people who don't want to work. There's no job more demanding than dealing drugs. It's the only thing I've really tried hard to do, and failed at."</w:t>
         <w:br/>
-        <w:t xml:space="preserve">     Berman's "debt" has been paid. After 44 years of teaching at the "U," around the state and all over the world, he is retiring at the end of the semester. An invitation-only ceremony to honor the 79-year-old prof will be held Saturday at the university.</w:t>
+        <w:t>McCall preferred armed robberies. He lived by his gun. When a guy named Plaz disrepects his girlfriend, McCall shoots him in the chest. "In that moment, I felt like God. I felt so good and powerful that I wanted to do it again. I felt like I could pull that trigger, and keep on pulling it until I emptied the gun. Years later, I read an article in a psychology magazine that likened the feeling of shooting a gun to ejaculation. That's what it was like for me. Shooting off."</w:t>
         <w:br/>
-        <w:t xml:space="preserve">     His style has not been lauded by all.</w:t>
+        <w:t>Plaz survives. McCall serves eight days in jail. His prestige soars on the street: "I was a bona fide crazy nigger." McCall gets busted again when he robs a McDonald's in a white neighborhood. He's sentenced to 12 years and serves three. McCall notes: Shoot a black, get probation; rob a white McDonald's, get 12 years.</w:t>
         <w:br/>
-        <w:t xml:space="preserve">     There have been times when stuffier profs have found him to be too involved with students and the public and not involved enough in publishing.</w:t>
+        <w:t>In prison, McCall puts his mind to work, rapping with prison-yard philosophers about everything from Sartre to Kant to Malcolm X.</w:t>
         <w:br/>
-        <w:t xml:space="preserve">     And he has been an irritant to some who have seen him as the DFL's historian.</w:t>
+        <w:t>After prison, McCall studies at Norfolk State, flirts with Islam and becomes a journalist. The ex-con gets small breaks from a teacher and his first newspaper editor and makes the most of them. His second life in the white corporate world is nearly as interesting as his first.</w:t>
         <w:br/>
-        <w:t xml:space="preserve">     Berman has never apologized for the fact that he hasn't just taught labor history, but also is a labor guy. His connections to the DFL go back to research work he was doing on the Iron Range shortly after he arrived in Minnesota, via his New York roots, in 1961. Early on in his research, he met and befriended a Hibbing dentist, Rudy Perpich, also a child of working-class immigrant parents.</w:t>
+        <w:t>But Makes Me Wanna Holler is no simple tale of redemption. McCall's rage keeps him at war even today, with himself, with black women and with the white establishment.</w:t>
         <w:br/>
-        <w:t xml:space="preserve">     The relationship with Perpich, who became Minnesota's most creative governor, led to meetings with other DFLers. Sometimes, those meetings came about in unconventional ways.</w:t>
+        <w:t>McCall treats women horribly throughout his life. As a young man, he ran "trains" - gang bangs - on vulnerable women. One woman jumps out of a moving car and nearly dies trying to escape McCall and his buddies.</w:t>
         <w:br/>
-        <w:t xml:space="preserve">     For example, in the 1980s, an obscure Carleton College professor was raising hell about power lines in central Minnesota. This agitator, Paul Wellstone, was making life uncomfortable for Perpich.</w:t>
+        <w:t>Brent Staples' Parallel Time also tells the story of a young black male rising from working-class family to major newspaper. But the book, though well-written, seems bland compared with Makes Me Wanna Holler, partly because Staples' admirable life is duller than McCall's.</w:t>
         <w:br/>
-        <w:t xml:space="preserve">     "Rudy calls me one day and says, 'Hy, you're a professor. He's a professor. Maybe you can understand each other. Go talk to him.'</w:t>
+        <w:t>Staples is the good brother in his family. He shuns the streets, goes to college, earns a Ph.D. and becomes an editorial writer for The New York Times. Staples mixes his story with that of his younger brother Blake, a crack dealer with a reputation for violence. Blake is shot to death by a man who fears that Blake is going to kill him. It's not quite self-defense, yet it's not cold-blooded murder either. It's a powerful illustration of how good and evil can blur together in such a violent world.</w:t>
         <w:br/>
-        <w:t xml:space="preserve">     "So I go talk to Paul, who I'd never met," Berman continued. "We talk a little bit and Paul says, 'Perpich sent you, didn't he.' I said that the governor had sent me. Paul says, 'You tell the governor he can go bleep himself.' So I went back to Rudy and say, 'Paul seems pretty adamant about this.' "</w:t>
+        <w:t>Staples' literary style, leaning on metaphors and artful language, distances the reader from the subject. By comparison, McCall strips his life to the skin, then digs deeper to draw blood. McCall doesn't excuse, defend or romanticize. He doesn't ask the reader to like him, and there's a good chance you won't. But his story answers the most profound question: What the hell is going on in the minds of these kids who don't seem to give a damn about human life?</w:t>
         <w:br/>
-        <w:t xml:space="preserve">     Wellstone and Berman became close friends. The Perpich friendship endured, too, though there were rocky times.</w:t>
         <w:br/>
-        <w:t xml:space="preserve">     For example, on election night 1990, Berman was working with former St. Paul Mayor George Latimer as an analyst for a local TV station. During a commercial break, Berman studied results from St. Paul precincts showing that Perpich, in his race against Arne Carlson, was not doing nearly as well as he'd done four years earlier. Off camera, Berman told Latimer, "I can't go with this on the air, but no way Rudy can win."</w:t>
+        <w:t>Notes</w:t>
         <w:br/>
-        <w:t xml:space="preserve">     The break ended.</w:t>
         <w:br/>
-        <w:t xml:space="preserve">     "George says, 'Hy's found something very interesting.' The camera moves in on me. I'm trying to talk around it but finally I say, 'Perpich is in big trouble.' This is about 10:10 and we're essentially calling the election. A couple of minutes later, I get a tap on the shoulder. 'There's a call for you, Prof. Berman.' I pick up the phone and it's Rudy."</w:t>
-        <w:br/>
-        <w:t xml:space="preserve">     Berman recalled the conversation going like this:</w:t>
-        <w:br/>
-        <w:t xml:space="preserve">     Perpich: "I thought you were my friend. Why would you do that to me?"</w:t>
-        <w:br/>
-        <w:t xml:space="preserve">     Berman: "I was just saying what I saw. I'd have done the same thing if it was just the two of us."</w:t>
-        <w:br/>
-        <w:t xml:space="preserve">     Perpich: "This was public."</w:t>
-        <w:br/>
-        <w:t xml:space="preserve">     The governor slammed down the phone. The friendship didn't pick up again for months.</w:t>
-        <w:br/>
-        <w:t xml:space="preserve">     The stories and laughter roll on and on. There have been decades of learning, teaching and living history. But always, his conversation goes back to how public education made everything possible for him.</w:t>
-        <w:br/>
-        <w:t xml:space="preserve">     Because he was a good high school student in New York City, he received a free undergraduate education at New York University. Because he was in the military, the GI Bill paid for his doctoral work at Columbia University. Because of his education, he and his wife, Betty, were able to move to Minnesota and raise their family.</w:t>
-        <w:br/>
-        <w:t xml:space="preserve">     Many, of course, have received the same benefits. So why is there such resistance to supporting public education today?</w:t>
-        <w:br/>
-        <w:t xml:space="preserve">     "The idea of the university as a public good has completely disappeared," Berman said.</w:t>
-        <w:br/>
-        <w:t xml:space="preserve">     Why?</w:t>
-        <w:br/>
-        <w:t xml:space="preserve">     "We live in a time when the question people ask is, 'What's in it for me?' "</w:t>
-        <w:br/>
-        <w:t xml:space="preserve">     Berman is clearly disgusted by this narrow view. But he doesn't spend much time fretting, because there's a history lesson that inspires hope in difficult times.</w:t>
-        <w:br/>
-        <w:t xml:space="preserve">     The lesson?</w:t>
-        <w:br/>
-        <w:t xml:space="preserve">     Said the people's prof: "This, too, will pass."</w:t>
-        <w:br/>
-        <w:t xml:space="preserve">     Doug Grow is at dgrow@startribune.com  </w:t>
+        <w:t>Makes Me Wanna Holler; A Young Black Man in America -- By Nathan McCall -- Random House, 404 pp. $ 23; Parallel Time; Growing Up in Black and White -- Brent Staples -- Pantheon, 274 pp., $ 23; See related stories; 06D</w:t>
         <w:br/>
         <w:br/>
         <w:t>Graphic</w:t>
@@ -123,7 +89,7 @@
         <w:br/>
         <w:t xml:space="preserve"> </w:t>
         <w:br/>
-        <w:t>PHOTO</w:t>
+        <w:t>PHOTO, color, Gannett News Service; PHOTO, color, Dudley M.  Brooks; PHOTO, b/w, James White</w:t>
       </w:r>
     </w:p>
     <w:sectPr>

--- a/example_articles/states/Virginia/5.states_Virginia_Other_publisher.docx
+++ b/example_articles/states/Virginia/5.states_Virginia_Other_publisher.docx
@@ -7,7 +7,7 @@
         <w:pStyle w:val="Heading1"/>
       </w:pPr>
       <w:r>
-        <w:t>On the streets and in school: Two views of growing up black</w:t>
+        <w:t>For some elderly, fear darkens golden years / Richmond, Va., seniors easy prey</w:t>
       </w:r>
     </w:p>
     <w:p>
@@ -17,17 +17,17 @@
     </w:p>
     <w:p>
       <w:r>
-        <w:t>Date: 1994-03-10</w:t>
+        <w:t>Date: 1994-11-17</w:t>
       </w:r>
     </w:p>
     <w:p>
       <w:r>
-        <w:t>Section: LIFE; Pg. 6D; Book Review</w:t>
+        <w:t>Section: NEWS; Pg. 7A</w:t>
       </w:r>
     </w:p>
     <w:p>
       <w:r>
-        <w:t>Source file: Other publishers/Files (500) (26).DOCX</w:t>
+        <w:t>Source file: Other publishers/Files (500) (27).DOCX</w:t>
       </w:r>
     </w:p>
     <w:p>
@@ -49,39 +49,93 @@
     </w:p>
     <w:p>
       <w:r>
-        <w:t>Nathan McCall has lived two lives, both worth telling. In the first, he was a young black thug. He robbed for cash, shot at blacks for respect and beat up whites for fun. He was, in his words, "a crazy nigger." In his current life, McCall is a successful reporter at The Washington Post.</w:t>
+        <w:t>Virginia Seward peers around her door, one finger poised over a little red "panic button" wired to a police station.</w:t>
         <w:br/>
-        <w:t>Makes Me Wanna Holler is the story of McCall's journey from street to prison to corporate world. It is so honest, so well-written, so powerful that it will leave you shaken and educated. The book belongs in every prison library and affluent country club. No one - black or white, rich or poor - will come away unrewarded from this autobiography.</w:t>
+        <w:t>Electronic security went in, she explains, after the third burglar cleaned her out.</w:t>
         <w:br/>
-        <w:t>The style is straight and raw: "The guys on the street who got the most respect were those who had reps as crazy niggers. A crazy nigger was someone who had an explosive temper, someone who took flak from no one - man, woman, or child. He would shoot, stab, bite, or do whatever he could to hurt somebody who disrespected him. It was a big thing to be considered a crazy nigger. We regarded craziness as an esteemed quality, something to be admired, like white people admire courage."</w:t>
+        <w:t>The 67-year-old widow even had sensors hidden under the carpet lest anybody get past wired windows and doors.</w:t>
         <w:br/>
-        <w:t>On the streets of Portsmouth, Va., his hometown, drug dealers and pimps dominate fashion and values. Straight jobs are for chumps, a view confirmed when McCall sees his stepfather on his knees landscaping at rich white homes.</w:t>
+        <w:t>"I raised all my kids in this neighborhood and there was never any trouble," Seward says. "You never locked the doors. You could sleep out on the porch on hot nights.</w:t>
         <w:br/>
-        <w:t>McCall tries drug dealing but can't hack the long hours, complex accounting and need to bust up friends who rip him off. "I finally had to admit that I lacked the discipline to be a good dealer. Dealing drugs is harder than any job I've had, then or since. To this day, I laugh when I hear folks say drug dealers are lazy people who don't want to work. There's no job more demanding than dealing drugs. It's the only thing I've really tried hard to do, and failed at."</w:t>
+        <w:t>"Do that now and you'd be looking for trouble."</w:t>
         <w:br/>
-        <w:t>McCall preferred armed robberies. He lived by his gun. When a guy named Plaz disrepects his girlfriend, McCall shoots him in the chest. "In that moment, I felt like God. I felt so good and powerful that I wanted to do it again. I felt like I could pull that trigger, and keep on pulling it until I emptied the gun. Years later, I read an article in a psychology magazine that likened the feeling of shooting a gun to ejaculation. That's what it was like for me. Shooting off."</w:t>
+        <w:t>Hard times rule here in the Bainbridge Street neighborhood of South Richmond. The factories and warehouses that once supported a lively working class have given way to decline, drugs and crime.</w:t>
         <w:br/>
-        <w:t>Plaz survives. McCall serves eight days in jail. His prestige soars on the street: "I was a bona fide crazy nigger." McCall gets busted again when he robs a McDonald's in a white neighborhood. He's sentenced to 12 years and serves three. McCall notes: Shoot a black, get probation; rob a white McDonald's, get 12 years.</w:t>
+        <w:t>And Seward - like millions of elderly who live in low-income, high-crime neighborhoods of the nation's cities - lives out her golden years in fear.</w:t>
         <w:br/>
-        <w:t>In prison, McCall puts his mind to work, rapping with prison-yard philosophers about everything from Sartre to Kant to Malcolm X.</w:t>
+        <w:t>"I can't afford to go anyplace else," she says. "I couldn't get enough out of my house."</w:t>
         <w:br/>
-        <w:t>After prison, McCall studies at Norfolk State, flirts with Islam and becomes a journalist. The ex-con gets small breaks from a teacher and his first newspaper editor and makes the most of them. His second life in the white corporate world is nearly as interesting as his first.</w:t>
+        <w:t>So where thrive has become survive, she and next-door neighbor Frances Hall, 75, do what so many elderly do: They check up on one another, they stay wary, and they don't go out much at night.</w:t>
         <w:br/>
-        <w:t>But Makes Me Wanna Holler is no simple tale of redemption. McCall's rage keeps him at war even today, with himself, with black women and with the white establishment.</w:t>
+        <w:t>"Elderly have a high level of fear, more than others," says Richmond police Capt. Richard Bishop. "They end up prisoners in their homes."</w:t>
         <w:br/>
-        <w:t>McCall treats women horribly throughout his life. As a young man, he ran "trains" - gang bangs - on vulnerable women. One woman jumps out of a moving car and nearly dies trying to escape McCall and his buddies.</w:t>
+        <w:t>Nationally, violent crime against seniors is down 61% since 1974, says a Justice Department study in March.</w:t>
         <w:br/>
-        <w:t>Brent Staples' Parallel Time also tells the story of a young black male rising from working-class family to major newspaper. But the book, though well-written, seems bland compared with Makes Me Wanna Holler, partly because Staples' admirable life is duller than McCall's.</w:t>
+        <w:t>But elderly victims of violent crime are almost twice as likely as younger ones to be raped, robbed or assaulted at home or nearby. And violent crime rates rise among elderly who are poor, live in cities and rent rather than own their residences.</w:t>
         <w:br/>
-        <w:t>Staples is the good brother in his family. He shuns the streets, goes to college, earns a Ph.D. and becomes an editorial writer for The New York Times. Staples mixes his story with that of his younger brother Blake, a crack dealer with a reputation for violence. Blake is shot to death by a man who fears that Blake is going to kill him. It's not quite self-defense, yet it's not cold-blooded murder either. It's a powerful illustration of how good and evil can blur together in such a violent world.</w:t>
+        <w:t>"They perceive that they're victims and that they're easy targets" and rightfully so, says Chicago police investigator Paul Carroll.</w:t>
         <w:br/>
-        <w:t>Staples' literary style, leaning on metaphors and artful language, distances the reader from the subject. By comparison, McCall strips his life to the skin, then digs deeper to draw blood. McCall doesn't excuse, defend or romanticize. He doesn't ask the reader to like him, and there's a good chance you won't. But his story answers the most profound question: What the hell is going on in the minds of these kids who don't seem to give a damn about human life?</w:t>
+        <w:t>"Is a 16-year-old gang member going to go after a guy . . . who maybe works out twice a day, or some old lady with a walker?"</w:t>
+        <w:br/>
+        <w:t>In Richmond, fears of the elderly are driven by reports of mounting violence on the streets of the state capital.</w:t>
+        <w:br/>
+        <w:t>Richmond police have authorized thousands of overtime hours and brought in dozens of state police to help, but bloodshed continues: already a record 141 homicides with two months left in 1994.</w:t>
+        <w:br/>
+        <w:t>"Something profound must occur spiritually," says the Rev. Robert Dawson of Bainbridge Street Baptist Church. "Until then, everything else is just Band-Aids."</w:t>
+        <w:br/>
+        <w:t>Robert Beasley says gunfire and altercations on his street have declined with more patrols and new street lights, but he and his wife, Evelyn, still don't feel safe.</w:t>
+        <w:br/>
+        <w:t>"It's a war zone," says Beasley, 64, a retired accountant for the state. "I've had it." One night, thieves stole their car, parked in front of their house.</w:t>
+        <w:br/>
+        <w:t>Over three decades, they saw a "beautiful, nice and quiet" neighborhood of families raising children take on a hard-edged character. They want out now but haven't gotten any offers since they listed their house six month ago.</w:t>
+        <w:br/>
+        <w:t>Blocks away, near the rundown Blackwell public housing project, Curtis Claiborne sits outside the library on Hull Street, South Richmond's once-vibrant business strip pocked now with boarded-up stores.</w:t>
+        <w:br/>
+        <w:t>He shudders. An 80-year-old man he'd seen the day before was robbed as he walked home; his leg was broken.</w:t>
+        <w:br/>
+        <w:t>"I watch where I go. I don't go to the wrong places. I stay in at night," says Claiborne, 55, a retired janitor hobbled by diabetes. "I stay off back streets, try to be where I can see things."</w:t>
+        <w:br/>
+        <w:t>Laura King, 83, and a friend walk around their trailer park every evening for exercise - but never after dark.</w:t>
+        <w:br/>
+        <w:t>She's lived up and down "the pike" - Jefferson Davis Highway - more than 30 years, and its evolution saddens her.</w:t>
+        <w:br/>
+        <w:t>"So much dope in the trailer park now," she says. "Undesirable elements close by here."</w:t>
+        <w:br/>
+        <w:t>A motel up the street had three murders in a week recently.</w:t>
+        <w:br/>
+        <w:t>King concludes: "I've been lucky all these years."</w:t>
+        <w:br/>
+        <w:t>Clarence Tunstall, 77, lives alone but says he takes no special precautions. "I drive my truck anywhere in the city, go wherever I want" - unflinching, but nonetheless resigned.</w:t>
+        <w:br/>
+        <w:t>"If someone wants to get you," he says, "ain't nothin' you can do."</w:t>
+        <w:br/>
+        <w:t xml:space="preserve"> High-profile incidents of vulnerability</w:t>
+        <w:br/>
+        <w:t>While older people as a whole are less at risk of crime than other age groups, recent highly publicized incidents have dramatized their vulnerability in high-crime areas:</w:t>
+        <w:br/>
+        <w:t>-- In Detroit, civil rights legend Rosa Parks, 81, was beaten and robbed in her home in August. A suspect, identified from a sketch, had to be protected from an angry crowd.</w:t>
+        <w:br/>
+        <w:t>-- In Baltimore, Nathaniel Hurt, 61, harassed and intimidated by neighborhood teen-agers who vandalized his property, shot and killed a 13-year-old boy. He was indicted on a murder charge last week.</w:t>
+        <w:br/>
+        <w:t>Friends and neighbors rallied to bail Hurt out of jail. His lawyer, Stephen Miles, says Hurt is a scapegoat for inadequate police protection.</w:t>
+        <w:br/>
+        <w:t>"Police don't want to admit that elderly people in Baltimore can't go out their door without fear," Miles says.</w:t>
+        <w:br/>
+        <w:t xml:space="preserve"> Crime hits seniors at home Although the number has dropped over two decades, about 2.1 million crimes were committed against people 65 and older in 1992. Elderly crime victims:</w:t>
+        <w:br/>
+        <w:t xml:space="preserve"> Urban areas have most victims Victims per 1,000 people:</w:t>
+        <w:br/>
+        <w:t>Attacks often at or near home Where attack occured, by age of victim:</w:t>
+        <w:br/>
+        <w:t>Blacks more often victims Victims per 1,000 people:</w:t>
+        <w:br/>
+        <w:t>Most attacked by strangers Relation of attacker, by age of victim:</w:t>
         <w:br/>
         <w:br/>
         <w:t>Notes</w:t>
         <w:br/>
         <w:br/>
-        <w:t>Makes Me Wanna Holler; A Young Black Man in America -- By Nathan McCall -- Random House, 404 pp. $ 23; Parallel Time; Growing Up in Black and White -- Brent Staples -- Pantheon, 274 pp., $ 23; See related stories; 06D</w:t>
+        <w:t>SENIORS AND CRIME; See info boxes at end of text</w:t>
         <w:br/>
         <w:br/>
         <w:t>Graphic</w:t>
@@ -89,7 +143,7 @@
         <w:br/>
         <w:t xml:space="preserve"> </w:t>
         <w:br/>
-        <w:t>PHOTO, color, Gannett News Service; PHOTO, color, Dudley M.  Brooks; PHOTO, b/w, James White</w:t>
+        <w:t>GRAPHIC, b/w, Bob Laird, USA TODAY, Source: U.S. Justice Department (Bar graph, Chart); PHOTOS, b/w, H. Darr Beiser, USA TODAY (3)</w:t>
       </w:r>
     </w:p>
     <w:sectPr>

--- a/example_articles/states/Virginia/5.states_Virginia_Other_publisher.docx
+++ b/example_articles/states/Virginia/5.states_Virginia_Other_publisher.docx
@@ -7,7 +7,7 @@
         <w:pStyle w:val="Heading1"/>
       </w:pPr>
       <w:r>
-        <w:t>For some elderly, fear darkens golden years / Richmond, Va., seniors easy prey</w:t>
+        <w:t>Democrats have sights on Va. as battleground; Voting patterns have shifted, but southern region is solidly GOP</w:t>
       </w:r>
     </w:p>
     <w:p>
@@ -17,7 +17,7 @@
     </w:p>
     <w:p>
       <w:r>
-        <w:t>Date: 1994-11-17</w:t>
+        <w:t>Date: 2008-09-22</w:t>
       </w:r>
     </w:p>
     <w:p>
@@ -27,7 +27,7 @@
     </w:p>
     <w:p>
       <w:r>
-        <w:t>Source file: Other publishers/Files (500) (27).DOCX</w:t>
+        <w:t>Source file: Other publishers/Files (500) (22).DOCX</w:t>
       </w:r>
     </w:p>
     <w:p>
@@ -49,93 +49,61 @@
     </w:p>
     <w:p>
       <w:r>
-        <w:t>Virginia Seward peers around her door, one finger poised over a little red "panic button" wired to a police station.</w:t>
+        <w:t>MECHANICSVILLE, Va. -- Gordon Maddox, a retired career police officer in this southern Virginia town, ticked off his priorities when deciding who to vote for in a presidential race.</w:t>
         <w:br/>
-        <w:t>Electronic security went in, she explains, after the third burglar cleaned her out.</w:t>
+        <w:t>"Integrity." "Good moral character." "Christian leadership."</w:t>
         <w:br/>
-        <w:t>The 67-year-old widow even had sensors hidden under the carpet lest anybody get past wired windows and doors.</w:t>
+        <w:t>These qualities rarely appear in national polls asking voters to list their priorities this election. But they come up often in southern Virginia, home to numerous military schools and evangelical universities.</w:t>
         <w:br/>
-        <w:t>"I raised all my kids in this neighborhood and there was never any trouble," Seward says. "You never locked the doors. You could sleep out on the porch on hot nights.</w:t>
+        <w:t>Largely on the strength of this region, Republicans have been taking Virginia in presidential elections for decades. The last time a Democrat won here was in 1964 when Lyndon Johnson defeated U.S. Sen. Barry Goldwater.</w:t>
         <w:br/>
-        <w:t>"Do that now and you'd be looking for trouble."</w:t>
+        <w:t>But Democrats believe the political stars may be aligned to turn the Old Dominion their way.</w:t>
         <w:br/>
-        <w:t>Hard times rule here in the Bainbridge Street neighborhood of South Richmond. The factories and warehouses that once supported a lively working class have given way to decline, drugs and crime.</w:t>
+        <w:t>For instance, Virginia has elected back-to-back Democrats for governor. In 2006, voters sent a Democrat to the U.S. Senate to replace a Republican. And Democrats made significant gains in 2007 in the Virginia House and took control of the state Senate.</w:t>
         <w:br/>
-        <w:t>And Seward - like millions of elderly who live in low-income, high-crime neighborhoods of the nation's cities - lives out her golden years in fear.</w:t>
+        <w:t>Most important, Democrats may not have to win over southern Virginians.</w:t>
         <w:br/>
-        <w:t>"I can't afford to go anyplace else," she says. "I couldn't get enough out of my house."</w:t>
+        <w:t>That's because the Virginia counties in the north close to Washington, D.C., have seen a huge influx of people in recent years and they vote Democratic.</w:t>
         <w:br/>
-        <w:t>So where thrive has become survive, she and next-door neighbor Frances Hall, 75, do what so many elderly do: They check up on one another, they stay wary, and they don't go out much at night.</w:t>
+        <w:t>"Northern Virginia has gotten deeper and deeper blue," says Bob Hovis, 66, a lawyer who lives in Fairfax County about 15 miles from Washington. "I think this is the year to turn Virginia completely blue."</w:t>
         <w:br/>
-        <w:t>"Elderly have a high level of fear, more than others," says Richmond police Capt. Richard Bishop. "They end up prisoners in their homes."</w:t>
+        <w:t>Since 2004, one out of every four new voter registrations have been in three counties: Fairfax, Loudoun and Prince William, according to figures from the state Board of Elections. All are in Northern Virginia.</w:t>
         <w:br/>
-        <w:t>Nationally, violent crime against seniors is down 61% since 1974, says a Justice Department study in March.</w:t>
+        <w:t>The race is close, polls say. Republican John McCain's lead of 50%-46% over Democrat Barack Obama in a CNN/Time/Opinion Research poll, conducted in Virginia after both parties held their conventions, was within the poll's margin of error.</w:t>
         <w:br/>
-        <w:t>But elderly victims of violent crime are almost twice as likely as younger ones to be raped, robbed or assaulted at home or nearby. And violent crime rates rise among elderly who are poor, live in cities and rent rather than own their residences.</w:t>
+        <w:t>Mark Rozell, a public policy professor based at George Mason University's Arlington campus, says he had expected the growth of the Democrat-leaning north and an increase in minority groups (which tend to vote Democratic) around the state to eventually weaken the Republican grip. But the change "came about more suddenly and dramatically than I had ever imagined."</w:t>
         <w:br/>
-        <w:t>"They perceive that they're victims and that they're easy targets" and rightfully so, says Chicago police investigator Paul Carroll.</w:t>
+        <w:t>The Obama campaign seems to sense a chance and is moving to capitalize on the trend. Obama has made 10 public appearances in Virginia since June. McCain has made three. Obama has outspent McCain $7 million to $4.6 million in Virginia, says Evan Tracey of the Campaign Media Analysis Group, which tracks ad costs.</w:t>
         <w:br/>
-        <w:t>"Is a 16-year-old gang member going to go after a guy . . . who maybe works out twice a day, or some old lady with a walker?"</w:t>
+        <w:t>Amy LaMarca volunteered in 2004 for Democrat John Kerry near her home in Fredericksburg and remembers fellow volunteers having to buy their own campaign materials. This year, she says, the Obama campaign has fully staffed the area.</w:t>
         <w:br/>
-        <w:t>In Richmond, fears of the elderly are driven by reports of mounting violence on the streets of the state capital.</w:t>
+        <w:t>"There was this assumption that the South was unwinnable, that we were just a bunch of country bumpkins," she says.</w:t>
         <w:br/>
-        <w:t>Richmond police have authorized thousands of overtime hours and brought in dozens of state police to help, but bloodshed continues: already a record 141 homicides with two months left in 1994.</w:t>
+        <w:t>The success of some Democrats in recent years will still be hard to duplicate for Obama.</w:t>
         <w:br/>
-        <w:t>"Something profound must occur spiritually," says the Rev. Robert Dawson of Bainbridge Street Baptist Church. "Until then, everything else is just Band-Aids."</w:t>
+        <w:t>Although the 2006 race for the U.S. Senate was won by Democrat Jim Webb, he did so barely, with a 9,329-vote margin of victory out of 2.3 million votes cast.</w:t>
         <w:br/>
-        <w:t>Robert Beasley says gunfire and altercations on his street have declined with more patrols and new street lights, but he and his wife, Evelyn, still don't feel safe.</w:t>
+        <w:t>And he won against Sen. George Allen, whose campaign was subjected to numerous negative articles in newspapers, TV programs and the Internet after he referred to a man of South Asian descent as "macaca" -- an ethnic slur in some countries.</w:t>
         <w:br/>
-        <w:t>"It's a war zone," says Beasley, 64, a retired accountant for the state. "I've had it." One night, thieves stole their car, parked in front of their house.</w:t>
+        <w:t>Also, Gov. Tim Kaine and his gubernatorial predecessor, Mark Warner (who is running for the U.S. Senate this year), ran on moderate, almost conservative platforms of vowing to slash government agencies and not raise taxes.</w:t>
         <w:br/>
-        <w:t>Over three decades, they saw a "beautiful, nice and quiet" neighborhood of families raising children take on a hard-edged character. They want out now but haven't gotten any offers since they listed their house six month ago.</w:t>
+        <w:t>Ron Jaeckle, who works at Fort Lee outside of Richmond, says there were "no substantial differences" between those candidates and a traditional GOP platform of low taxes and small government. But he says Obama's positions are much more liberal, making it hard for him to win over Virginia.</w:t>
         <w:br/>
-        <w:t>Blocks away, near the rundown Blackwell public housing project, Curtis Claiborne sits outside the library on Hull Street, South Richmond's once-vibrant business strip pocked now with boarded-up stores.</w:t>
+        <w:t>In 2004, President Bush beat Kerry 54%-45% and prevailed in 102 of the state's 134 voting localities, according to figures from the state elections board.</w:t>
         <w:br/>
-        <w:t>He shudders. An 80-year-old man he'd seen the day before was robbed as he walked home; his leg was broken.</w:t>
+        <w:t>Virginians in the south give a variety of reasons why they have voted Republican so consistently.</w:t>
         <w:br/>
-        <w:t>"I watch where I go. I don't go to the wrong places. I stay in at night," says Claiborne, 55, a retired janitor hobbled by diabetes. "I stay off back streets, try to be where I can see things."</w:t>
+        <w:t>For Darren Apple, a door installer who lives on the south side of Richmond, the answer is simple: "If your daddy does something, that's what you do."</w:t>
         <w:br/>
-        <w:t>Laura King, 83, and a friend walk around their trailer park every evening for exercise - but never after dark.</w:t>
+        <w:t>Obama's appeal is lost on many people in rural Virginia and in such towns as Mechanicsville, a working-class suburb of Richmond where American flags are on display outside homes on seemingly every block.</w:t>
         <w:br/>
-        <w:t>She's lived up and down "the pike" - Jefferson Davis Highway - more than 30 years, and its evolution saddens her.</w:t>
+        <w:t>Victoria Derby, who owns a cleaning business in Mechanicsville, says she thinks Republicans are more likely to help small-business owners like herself and lists off other policy stances that she shares with the GOP, but she says questions about Obama's character are paramount for Virginians.</w:t>
         <w:br/>
-        <w:t>"So much dope in the trailer park now," she says. "Undesirable elements close by here."</w:t>
+        <w:t>"If John McCain had that very same preacher, I would not be voting for him," Derby says of Obama's former pastor Jeremiah Wright, who made several incendiary comments that prompted Obama to leave his church. Obama "should've gotten up and walked out of that church a long time ago."</w:t>
         <w:br/>
-        <w:t>A motel up the street had three murders in a week recently.</w:t>
+        <w:t>Maddox pointed to comments that Obama's wife, Michelle, made in February that she was proud of her country for the first time in her life. "Those things, for people who are patriotic and love their country, that turns them off," he says.</w:t>
         <w:br/>
-        <w:t>King concludes: "I've been lucky all these years."</w:t>
-        <w:br/>
-        <w:t>Clarence Tunstall, 77, lives alone but says he takes no special precautions. "I drive my truck anywhere in the city, go wherever I want" - unflinching, but nonetheless resigned.</w:t>
-        <w:br/>
-        <w:t>"If someone wants to get you," he says, "ain't nothin' you can do."</w:t>
-        <w:br/>
-        <w:t xml:space="preserve"> High-profile incidents of vulnerability</w:t>
-        <w:br/>
-        <w:t>While older people as a whole are less at risk of crime than other age groups, recent highly publicized incidents have dramatized their vulnerability in high-crime areas:</w:t>
-        <w:br/>
-        <w:t>-- In Detroit, civil rights legend Rosa Parks, 81, was beaten and robbed in her home in August. A suspect, identified from a sketch, had to be protected from an angry crowd.</w:t>
-        <w:br/>
-        <w:t>-- In Baltimore, Nathaniel Hurt, 61, harassed and intimidated by neighborhood teen-agers who vandalized his property, shot and killed a 13-year-old boy. He was indicted on a murder charge last week.</w:t>
-        <w:br/>
-        <w:t>Friends and neighbors rallied to bail Hurt out of jail. His lawyer, Stephen Miles, says Hurt is a scapegoat for inadequate police protection.</w:t>
-        <w:br/>
-        <w:t>"Police don't want to admit that elderly people in Baltimore can't go out their door without fear," Miles says.</w:t>
-        <w:br/>
-        <w:t xml:space="preserve"> Crime hits seniors at home Although the number has dropped over two decades, about 2.1 million crimes were committed against people 65 and older in 1992. Elderly crime victims:</w:t>
-        <w:br/>
-        <w:t xml:space="preserve"> Urban areas have most victims Victims per 1,000 people:</w:t>
-        <w:br/>
-        <w:t>Attacks often at or near home Where attack occured, by age of victim:</w:t>
-        <w:br/>
-        <w:t>Blacks more often victims Victims per 1,000 people:</w:t>
-        <w:br/>
-        <w:t>Most attacked by strangers Relation of attacker, by age of victim:</w:t>
-        <w:br/>
-        <w:br/>
-        <w:t>Notes</w:t>
-        <w:br/>
-        <w:br/>
-        <w:t>SENIORS AND CRIME; See info boxes at end of text</w:t>
+        <w:t xml:space="preserve">O.P. Ditch, a retired Air Force colonel who runs Vets4McCain.com, sums up the Democrats' hopes of winning over his long-red state: "They're dreaming." </w:t>
         <w:br/>
         <w:br/>
         <w:t>Graphic</w:t>
@@ -143,7 +111,13 @@
         <w:br/>
         <w:t xml:space="preserve"> </w:t>
         <w:br/>
-        <w:t>GRAPHIC, b/w, Bob Laird, USA TODAY, Source: U.S. Justice Department (Bar graph, Chart); PHOTOS, b/w, H. Darr Beiser, USA TODAY (3)</w:t>
+        <w:t>GRAPHIC, B/W, Carlos Roig and Dave Merrill, USA TODAY, Sources: Census Bureau (2007)</w:t>
+        <w:br/>
+        <w:t>USA TODAY research</w:t>
+        <w:br/>
+        <w:t>Almanac of American Politics (Chart)</w:t>
+        <w:br/>
+        <w:t>PHOTO, B/W, Gerald Herbert, AP</w:t>
       </w:r>
     </w:p>
     <w:sectPr>

--- a/example_articles/states/Virginia/5.states_Virginia_Other_publisher.docx
+++ b/example_articles/states/Virginia/5.states_Virginia_Other_publisher.docx
@@ -7,7 +7,7 @@
         <w:pStyle w:val="Heading1"/>
       </w:pPr>
       <w:r>
-        <w:t>Democrats have sights on Va. as battleground; Voting patterns have shifted, but southern region is solidly GOP</w:t>
+        <w:t>For some elderly, fear darkens golden years / Richmond, Va., seniors easy prey</w:t>
       </w:r>
     </w:p>
     <w:p>
@@ -17,7 +17,7 @@
     </w:p>
     <w:p>
       <w:r>
-        <w:t>Date: 2008-09-22</w:t>
+        <w:t>Date: 1994-11-17</w:t>
       </w:r>
     </w:p>
     <w:p>
@@ -27,7 +27,7 @@
     </w:p>
     <w:p>
       <w:r>
-        <w:t>Source file: Other publishers/Files (500) (22).DOCX</w:t>
+        <w:t>Source file: Other publishers/Files (500) (27).DOCX</w:t>
       </w:r>
     </w:p>
     <w:p>
@@ -49,61 +49,93 @@
     </w:p>
     <w:p>
       <w:r>
-        <w:t>MECHANICSVILLE, Va. -- Gordon Maddox, a retired career police officer in this southern Virginia town, ticked off his priorities when deciding who to vote for in a presidential race.</w:t>
+        <w:t>Virginia Seward peers around her door, one finger poised over a little red "panic button" wired to a police station.</w:t>
         <w:br/>
-        <w:t>"Integrity." "Good moral character." "Christian leadership."</w:t>
+        <w:t>Electronic security went in, she explains, after the third burglar cleaned her out.</w:t>
         <w:br/>
-        <w:t>These qualities rarely appear in national polls asking voters to list their priorities this election. But they come up often in southern Virginia, home to numerous military schools and evangelical universities.</w:t>
+        <w:t>The 67-year-old widow even had sensors hidden under the carpet lest anybody get past wired windows and doors.</w:t>
         <w:br/>
-        <w:t>Largely on the strength of this region, Republicans have been taking Virginia in presidential elections for decades. The last time a Democrat won here was in 1964 when Lyndon Johnson defeated U.S. Sen. Barry Goldwater.</w:t>
+        <w:t>"I raised all my kids in this neighborhood and there was never any trouble," Seward says. "You never locked the doors. You could sleep out on the porch on hot nights.</w:t>
         <w:br/>
-        <w:t>But Democrats believe the political stars may be aligned to turn the Old Dominion their way.</w:t>
+        <w:t>"Do that now and you'd be looking for trouble."</w:t>
         <w:br/>
-        <w:t>For instance, Virginia has elected back-to-back Democrats for governor. In 2006, voters sent a Democrat to the U.S. Senate to replace a Republican. And Democrats made significant gains in 2007 in the Virginia House and took control of the state Senate.</w:t>
+        <w:t>Hard times rule here in the Bainbridge Street neighborhood of South Richmond. The factories and warehouses that once supported a lively working class have given way to decline, drugs and crime.</w:t>
         <w:br/>
-        <w:t>Most important, Democrats may not have to win over southern Virginians.</w:t>
+        <w:t>And Seward - like millions of elderly who live in low-income, high-crime neighborhoods of the nation's cities - lives out her golden years in fear.</w:t>
         <w:br/>
-        <w:t>That's because the Virginia counties in the north close to Washington, D.C., have seen a huge influx of people in recent years and they vote Democratic.</w:t>
+        <w:t>"I can't afford to go anyplace else," she says. "I couldn't get enough out of my house."</w:t>
         <w:br/>
-        <w:t>"Northern Virginia has gotten deeper and deeper blue," says Bob Hovis, 66, a lawyer who lives in Fairfax County about 15 miles from Washington. "I think this is the year to turn Virginia completely blue."</w:t>
+        <w:t>So where thrive has become survive, she and next-door neighbor Frances Hall, 75, do what so many elderly do: They check up on one another, they stay wary, and they don't go out much at night.</w:t>
         <w:br/>
-        <w:t>Since 2004, one out of every four new voter registrations have been in three counties: Fairfax, Loudoun and Prince William, according to figures from the state Board of Elections. All are in Northern Virginia.</w:t>
+        <w:t>"Elderly have a high level of fear, more than others," says Richmond police Capt. Richard Bishop. "They end up prisoners in their homes."</w:t>
         <w:br/>
-        <w:t>The race is close, polls say. Republican John McCain's lead of 50%-46% over Democrat Barack Obama in a CNN/Time/Opinion Research poll, conducted in Virginia after both parties held their conventions, was within the poll's margin of error.</w:t>
+        <w:t>Nationally, violent crime against seniors is down 61% since 1974, says a Justice Department study in March.</w:t>
         <w:br/>
-        <w:t>Mark Rozell, a public policy professor based at George Mason University's Arlington campus, says he had expected the growth of the Democrat-leaning north and an increase in minority groups (which tend to vote Democratic) around the state to eventually weaken the Republican grip. But the change "came about more suddenly and dramatically than I had ever imagined."</w:t>
+        <w:t>But elderly victims of violent crime are almost twice as likely as younger ones to be raped, robbed or assaulted at home or nearby. And violent crime rates rise among elderly who are poor, live in cities and rent rather than own their residences.</w:t>
         <w:br/>
-        <w:t>The Obama campaign seems to sense a chance and is moving to capitalize on the trend. Obama has made 10 public appearances in Virginia since June. McCain has made three. Obama has outspent McCain $7 million to $4.6 million in Virginia, says Evan Tracey of the Campaign Media Analysis Group, which tracks ad costs.</w:t>
+        <w:t>"They perceive that they're victims and that they're easy targets" and rightfully so, says Chicago police investigator Paul Carroll.</w:t>
         <w:br/>
-        <w:t>Amy LaMarca volunteered in 2004 for Democrat John Kerry near her home in Fredericksburg and remembers fellow volunteers having to buy their own campaign materials. This year, she says, the Obama campaign has fully staffed the area.</w:t>
+        <w:t>"Is a 16-year-old gang member going to go after a guy . . . who maybe works out twice a day, or some old lady with a walker?"</w:t>
         <w:br/>
-        <w:t>"There was this assumption that the South was unwinnable, that we were just a bunch of country bumpkins," she says.</w:t>
+        <w:t>In Richmond, fears of the elderly are driven by reports of mounting violence on the streets of the state capital.</w:t>
         <w:br/>
-        <w:t>The success of some Democrats in recent years will still be hard to duplicate for Obama.</w:t>
+        <w:t>Richmond police have authorized thousands of overtime hours and brought in dozens of state police to help, but bloodshed continues: already a record 141 homicides with two months left in 1994.</w:t>
         <w:br/>
-        <w:t>Although the 2006 race for the U.S. Senate was won by Democrat Jim Webb, he did so barely, with a 9,329-vote margin of victory out of 2.3 million votes cast.</w:t>
+        <w:t>"Something profound must occur spiritually," says the Rev. Robert Dawson of Bainbridge Street Baptist Church. "Until then, everything else is just Band-Aids."</w:t>
         <w:br/>
-        <w:t>And he won against Sen. George Allen, whose campaign was subjected to numerous negative articles in newspapers, TV programs and the Internet after he referred to a man of South Asian descent as "macaca" -- an ethnic slur in some countries.</w:t>
+        <w:t>Robert Beasley says gunfire and altercations on his street have declined with more patrols and new street lights, but he and his wife, Evelyn, still don't feel safe.</w:t>
         <w:br/>
-        <w:t>Also, Gov. Tim Kaine and his gubernatorial predecessor, Mark Warner (who is running for the U.S. Senate this year), ran on moderate, almost conservative platforms of vowing to slash government agencies and not raise taxes.</w:t>
+        <w:t>"It's a war zone," says Beasley, 64, a retired accountant for the state. "I've had it." One night, thieves stole their car, parked in front of their house.</w:t>
         <w:br/>
-        <w:t>Ron Jaeckle, who works at Fort Lee outside of Richmond, says there were "no substantial differences" between those candidates and a traditional GOP platform of low taxes and small government. But he says Obama's positions are much more liberal, making it hard for him to win over Virginia.</w:t>
+        <w:t>Over three decades, they saw a "beautiful, nice and quiet" neighborhood of families raising children take on a hard-edged character. They want out now but haven't gotten any offers since they listed their house six month ago.</w:t>
         <w:br/>
-        <w:t>In 2004, President Bush beat Kerry 54%-45% and prevailed in 102 of the state's 134 voting localities, according to figures from the state elections board.</w:t>
+        <w:t>Blocks away, near the rundown Blackwell public housing project, Curtis Claiborne sits outside the library on Hull Street, South Richmond's once-vibrant business strip pocked now with boarded-up stores.</w:t>
         <w:br/>
-        <w:t>Virginians in the south give a variety of reasons why they have voted Republican so consistently.</w:t>
+        <w:t>He shudders. An 80-year-old man he'd seen the day before was robbed as he walked home; his leg was broken.</w:t>
         <w:br/>
-        <w:t>For Darren Apple, a door installer who lives on the south side of Richmond, the answer is simple: "If your daddy does something, that's what you do."</w:t>
+        <w:t>"I watch where I go. I don't go to the wrong places. I stay in at night," says Claiborne, 55, a retired janitor hobbled by diabetes. "I stay off back streets, try to be where I can see things."</w:t>
         <w:br/>
-        <w:t>Obama's appeal is lost on many people in rural Virginia and in such towns as Mechanicsville, a working-class suburb of Richmond where American flags are on display outside homes on seemingly every block.</w:t>
+        <w:t>Laura King, 83, and a friend walk around their trailer park every evening for exercise - but never after dark.</w:t>
         <w:br/>
-        <w:t>Victoria Derby, who owns a cleaning business in Mechanicsville, says she thinks Republicans are more likely to help small-business owners like herself and lists off other policy stances that she shares with the GOP, but she says questions about Obama's character are paramount for Virginians.</w:t>
+        <w:t>She's lived up and down "the pike" - Jefferson Davis Highway - more than 30 years, and its evolution saddens her.</w:t>
         <w:br/>
-        <w:t>"If John McCain had that very same preacher, I would not be voting for him," Derby says of Obama's former pastor Jeremiah Wright, who made several incendiary comments that prompted Obama to leave his church. Obama "should've gotten up and walked out of that church a long time ago."</w:t>
+        <w:t>"So much dope in the trailer park now," she says. "Undesirable elements close by here."</w:t>
         <w:br/>
-        <w:t>Maddox pointed to comments that Obama's wife, Michelle, made in February that she was proud of her country for the first time in her life. "Those things, for people who are patriotic and love their country, that turns them off," he says.</w:t>
+        <w:t>A motel up the street had three murders in a week recently.</w:t>
         <w:br/>
-        <w:t xml:space="preserve">O.P. Ditch, a retired Air Force colonel who runs Vets4McCain.com, sums up the Democrats' hopes of winning over his long-red state: "They're dreaming." </w:t>
+        <w:t>King concludes: "I've been lucky all these years."</w:t>
+        <w:br/>
+        <w:t>Clarence Tunstall, 77, lives alone but says he takes no special precautions. "I drive my truck anywhere in the city, go wherever I want" - unflinching, but nonetheless resigned.</w:t>
+        <w:br/>
+        <w:t>"If someone wants to get you," he says, "ain't nothin' you can do."</w:t>
+        <w:br/>
+        <w:t xml:space="preserve"> High-profile incidents of vulnerability</w:t>
+        <w:br/>
+        <w:t>While older people as a whole are less at risk of crime than other age groups, recent highly publicized incidents have dramatized their vulnerability in high-crime areas:</w:t>
+        <w:br/>
+        <w:t>-- In Detroit, civil rights legend Rosa Parks, 81, was beaten and robbed in her home in August. A suspect, identified from a sketch, had to be protected from an angry crowd.</w:t>
+        <w:br/>
+        <w:t>-- In Baltimore, Nathaniel Hurt, 61, harassed and intimidated by neighborhood teen-agers who vandalized his property, shot and killed a 13-year-old boy. He was indicted on a murder charge last week.</w:t>
+        <w:br/>
+        <w:t>Friends and neighbors rallied to bail Hurt out of jail. His lawyer, Stephen Miles, says Hurt is a scapegoat for inadequate police protection.</w:t>
+        <w:br/>
+        <w:t>"Police don't want to admit that elderly people in Baltimore can't go out their door without fear," Miles says.</w:t>
+        <w:br/>
+        <w:t xml:space="preserve"> Crime hits seniors at home Although the number has dropped over two decades, about 2.1 million crimes were committed against people 65 and older in 1992. Elderly crime victims:</w:t>
+        <w:br/>
+        <w:t xml:space="preserve"> Urban areas have most victims Victims per 1,000 people:</w:t>
+        <w:br/>
+        <w:t>Attacks often at or near home Where attack occured, by age of victim:</w:t>
+        <w:br/>
+        <w:t>Blacks more often victims Victims per 1,000 people:</w:t>
+        <w:br/>
+        <w:t>Most attacked by strangers Relation of attacker, by age of victim:</w:t>
+        <w:br/>
+        <w:br/>
+        <w:t>Notes</w:t>
+        <w:br/>
+        <w:br/>
+        <w:t>SENIORS AND CRIME; See info boxes at end of text</w:t>
         <w:br/>
         <w:br/>
         <w:t>Graphic</w:t>
@@ -111,13 +143,7 @@
         <w:br/>
         <w:t xml:space="preserve"> </w:t>
         <w:br/>
-        <w:t>GRAPHIC, B/W, Carlos Roig and Dave Merrill, USA TODAY, Sources: Census Bureau (2007)</w:t>
-        <w:br/>
-        <w:t>USA TODAY research</w:t>
-        <w:br/>
-        <w:t>Almanac of American Politics (Chart)</w:t>
-        <w:br/>
-        <w:t>PHOTO, B/W, Gerald Herbert, AP</w:t>
+        <w:t>GRAPHIC, b/w, Bob Laird, USA TODAY, Source: U.S. Justice Department (Bar graph, Chart); PHOTOS, b/w, H. Darr Beiser, USA TODAY (3)</w:t>
       </w:r>
     </w:p>
     <w:sectPr>
